--- a/papers/paper-1-4mp1-architecture/paper-1-appendices-G-H-I.docx
+++ b/papers/paper-1-4mp1-architecture/paper-1-appendices-G-H-I.docx
@@ -1579,6 +1579,683 @@
           <w:sz w:val="22"/>
         </w:rPr>
         <w:t>Independent implementations of the 4M+1 framework are explicitly invited. An implementation is conformant if it (i) exposes a canonical entry-point file analogous to maestro.md and the five module files; (ii) implements the wire-protocol contract specified in Appendix B; (iii) emits a Stream A governance ledger conformant with Appendix C and a Stream B trace via OTLP; (iv) supports the harness-stub pattern such that agent tools' auto-load conventions are satisfiable by thin pointer files. Conformant implementations may use different concrete names, identity providers, or transport choices within the constraints documented above.</w:t>
+      </w:r>
+    </w:p>
+    <w:p/>
+    <w:p>
+      <w:pPr>
+        <w:pStyle w:val="Heading2"/>
+      </w:pPr>
+      <w:r>
+        <w:rPr>
+          <w:color w:val="000000"/>
+        </w:rPr>
+        <w:t>G.4 Module Roster (Modular Federated Digital Enterprise)</w:t>
+      </w:r>
+    </w:p>
+    <w:p>
+      <w:r>
+        <w:rPr>
+          <w:b w:val="0"/>
+          <w:i w:val="0"/>
+          <w:sz w:val="22"/>
+        </w:rPr>
+        <w:t>The reference implementation is structured as a modular federated digital enterprise: omaestro is the governance plane for an N-module enterprise, where each capability domain attaches as an independently-governed module with its own manifest, gates, tool registry, and model-mode choice. Shared infrastructure (one orchestrator binary, one wire protocol, one verification chain, one peer-agent ecosystem) underlies all modules. The v1 reference deployment ships modules 1 and 2; subsequent modules attach without architectural change. This subsection enumerates the planned module roster.</w:t>
+      </w:r>
+    </w:p>
+    <w:p/>
+    <w:tbl>
+      <w:tblPr>
+        <w:tblStyle w:val="LightGrid-Accent1"/>
+        <w:tblW w:type="auto" w:w="0"/>
+        <w:jc w:val="left"/>
+        <w:tblLayout w:type="autofit"/>
+        <w:tblLook w:firstColumn="1" w:firstRow="1" w:lastColumn="0" w:lastRow="0" w:noHBand="0" w:noVBand="1" w:val="04A0"/>
+      </w:tblPr>
+      <w:tblGrid>
+        <w:gridCol w:w="1440"/>
+        <w:gridCol w:w="1440"/>
+        <w:gridCol w:w="1440"/>
+        <w:gridCol w:w="1440"/>
+        <w:gridCol w:w="1440"/>
+        <w:gridCol w:w="1440"/>
+      </w:tblGrid>
+      <w:tr>
+        <w:tc>
+          <w:tcPr>
+            <w:tcW w:type="dxa" w:w="1440"/>
+            <w:shd w:val="clear" w:color="auto" w:fill="D9E2F3"/>
+          </w:tcPr>
+          <w:p>
+            <w:r/>
+            <w:r>
+              <w:rPr>
+                <w:b/>
+                <w:sz w:val="20"/>
+              </w:rPr>
+              <w:t>#</w:t>
+            </w:r>
+          </w:p>
+        </w:tc>
+        <w:tc>
+          <w:tcPr>
+            <w:tcW w:type="dxa" w:w="1440"/>
+            <w:shd w:val="clear" w:color="auto" w:fill="D9E2F3"/>
+          </w:tcPr>
+          <w:p>
+            <w:r/>
+            <w:r>
+              <w:rPr>
+                <w:b/>
+                <w:sz w:val="20"/>
+              </w:rPr>
+              <w:t>Module</w:t>
+            </w:r>
+          </w:p>
+        </w:tc>
+        <w:tc>
+          <w:tcPr>
+            <w:tcW w:type="dxa" w:w="1440"/>
+            <w:shd w:val="clear" w:color="auto" w:fill="D9E2F3"/>
+          </w:tcPr>
+          <w:p>
+            <w:r/>
+            <w:r>
+              <w:rPr>
+                <w:b/>
+                <w:sz w:val="20"/>
+              </w:rPr>
+              <w:t>Telos</w:t>
+            </w:r>
+          </w:p>
+        </w:tc>
+        <w:tc>
+          <w:tcPr>
+            <w:tcW w:type="dxa" w:w="1440"/>
+            <w:shd w:val="clear" w:color="auto" w:fill="D9E2F3"/>
+          </w:tcPr>
+          <w:p>
+            <w:r/>
+            <w:r>
+              <w:rPr>
+                <w:b/>
+                <w:sz w:val="20"/>
+              </w:rPr>
+              <w:t>Likely model-mode</w:t>
+            </w:r>
+          </w:p>
+        </w:tc>
+        <w:tc>
+          <w:tcPr>
+            <w:tcW w:type="dxa" w:w="1440"/>
+            <w:shd w:val="clear" w:color="auto" w:fill="D9E2F3"/>
+          </w:tcPr>
+          <w:p>
+            <w:r/>
+            <w:r>
+              <w:rPr>
+                <w:b/>
+                <w:sz w:val="20"/>
+              </w:rPr>
+              <w:t>Distinguishing constraint</w:t>
+            </w:r>
+          </w:p>
+        </w:tc>
+        <w:tc>
+          <w:tcPr>
+            <w:tcW w:type="dxa" w:w="1440"/>
+            <w:shd w:val="clear" w:color="auto" w:fill="D9E2F3"/>
+          </w:tcPr>
+          <w:p>
+            <w:r/>
+            <w:r>
+              <w:rPr>
+                <w:b/>
+                <w:sz w:val="20"/>
+              </w:rPr>
+              <w:t>v1 status</w:t>
+            </w:r>
+          </w:p>
+        </w:tc>
+      </w:tr>
+      <w:tr>
+        <w:tc>
+          <w:tcPr>
+            <w:tcW w:type="dxa" w:w="1440"/>
+          </w:tcPr>
+          <w:p>
+            <w:r/>
+            <w:r>
+              <w:rPr>
+                <w:sz w:val="20"/>
+              </w:rPr>
+              <w:t>1</w:t>
+            </w:r>
+          </w:p>
+        </w:tc>
+        <w:tc>
+          <w:tcPr>
+            <w:tcW w:type="dxa" w:w="1440"/>
+          </w:tcPr>
+          <w:p>
+            <w:r/>
+            <w:r>
+              <w:rPr>
+                <w:sz w:val="20"/>
+              </w:rPr>
+              <w:t>Dev</w:t>
+            </w:r>
+          </w:p>
+        </w:tc>
+        <w:tc>
+          <w:tcPr>
+            <w:tcW w:type="dxa" w:w="1440"/>
+          </w:tcPr>
+          <w:p>
+            <w:r/>
+            <w:r>
+              <w:rPr>
+                <w:sz w:val="20"/>
+              </w:rPr>
+              <w:t>Code work — software engineering, code review, test authoring, build orchestration</w:t>
+            </w:r>
+          </w:p>
+        </w:tc>
+        <w:tc>
+          <w:tcPr>
+            <w:tcW w:type="dxa" w:w="1440"/>
+          </w:tcPr>
+          <w:p>
+            <w:r/>
+            <w:r>
+              <w:rPr>
+                <w:sz w:val="20"/>
+              </w:rPr>
+              <w:t>harness_owned (frontier reasoning)</w:t>
+            </w:r>
+          </w:p>
+        </w:tc>
+        <w:tc>
+          <w:tcPr>
+            <w:tcW w:type="dxa" w:w="1440"/>
+          </w:tcPr>
+          <w:p>
+            <w:r/>
+            <w:r>
+              <w:rPr>
+                <w:sz w:val="20"/>
+              </w:rPr>
+              <w:t>Tight code-quality gates; secrets and force-push emphasis</w:t>
+            </w:r>
+          </w:p>
+        </w:tc>
+        <w:tc>
+          <w:tcPr>
+            <w:tcW w:type="dxa" w:w="1440"/>
+          </w:tcPr>
+          <w:p>
+            <w:r/>
+            <w:r>
+              <w:rPr>
+                <w:sz w:val="20"/>
+              </w:rPr>
+              <w:t>v1.0 — reference deployment</w:t>
+            </w:r>
+          </w:p>
+        </w:tc>
+      </w:tr>
+      <w:tr>
+        <w:tc>
+          <w:tcPr>
+            <w:tcW w:type="dxa" w:w="1440"/>
+          </w:tcPr>
+          <w:p>
+            <w:r/>
+            <w:r>
+              <w:rPr>
+                <w:sz w:val="20"/>
+              </w:rPr>
+              <w:t>2</w:t>
+            </w:r>
+          </w:p>
+        </w:tc>
+        <w:tc>
+          <w:tcPr>
+            <w:tcW w:type="dxa" w:w="1440"/>
+          </w:tcPr>
+          <w:p>
+            <w:r/>
+            <w:r>
+              <w:rPr>
+                <w:sz w:val="20"/>
+              </w:rPr>
+              <w:t>Ops / Infra</w:t>
+            </w:r>
+          </w:p>
+        </w:tc>
+        <w:tc>
+          <w:tcPr>
+            <w:tcW w:type="dxa" w:w="1440"/>
+          </w:tcPr>
+          <w:p>
+            <w:r/>
+            <w:r>
+              <w:rPr>
+                <w:sz w:val="20"/>
+              </w:rPr>
+              <w:t>System administration — deployment, configuration management, infrastructure as code</w:t>
+            </w:r>
+          </w:p>
+        </w:tc>
+        <w:tc>
+          <w:tcPr>
+            <w:tcW w:type="dxa" w:w="1440"/>
+          </w:tcPr>
+          <w:p>
+            <w:r/>
+            <w:r>
+              <w:rPr>
+                <w:sz w:val="20"/>
+              </w:rPr>
+              <w:t>single (local LLM)</w:t>
+            </w:r>
+          </w:p>
+        </w:tc>
+        <w:tc>
+          <w:tcPr>
+            <w:tcW w:type="dxa" w:w="1440"/>
+          </w:tcPr>
+          <w:p>
+            <w:r/>
+            <w:r>
+              <w:rPr>
+                <w:sz w:val="20"/>
+              </w:rPr>
+              <w:t>High-volume, cost-sensitive; tight destructive-action gates</w:t>
+            </w:r>
+          </w:p>
+        </w:tc>
+        <w:tc>
+          <w:tcPr>
+            <w:tcW w:type="dxa" w:w="1440"/>
+          </w:tcPr>
+          <w:p>
+            <w:r/>
+            <w:r>
+              <w:rPr>
+                <w:sz w:val="20"/>
+              </w:rPr>
+              <w:t>v1.0 — reference deployment</w:t>
+            </w:r>
+          </w:p>
+        </w:tc>
+      </w:tr>
+      <w:tr>
+        <w:tc>
+          <w:tcPr>
+            <w:tcW w:type="dxa" w:w="1440"/>
+          </w:tcPr>
+          <w:p>
+            <w:r/>
+            <w:r>
+              <w:rPr>
+                <w:sz w:val="20"/>
+              </w:rPr>
+              <w:t>3</w:t>
+            </w:r>
+          </w:p>
+        </w:tc>
+        <w:tc>
+          <w:tcPr>
+            <w:tcW w:type="dxa" w:w="1440"/>
+          </w:tcPr>
+          <w:p>
+            <w:r/>
+            <w:r>
+              <w:rPr>
+                <w:sz w:val="20"/>
+              </w:rPr>
+              <w:t>Digital Engineering</w:t>
+            </w:r>
+          </w:p>
+        </w:tc>
+        <w:tc>
+          <w:tcPr>
+            <w:tcW w:type="dxa" w:w="1440"/>
+          </w:tcPr>
+          <w:p>
+            <w:r/>
+            <w:r>
+              <w:rPr>
+                <w:sz w:val="20"/>
+              </w:rPr>
+              <w:t>Systems engineering and MBSE — model-based design, requirements traceability, verification</w:t>
+            </w:r>
+          </w:p>
+        </w:tc>
+        <w:tc>
+          <w:tcPr>
+            <w:tcW w:type="dxa" w:w="1440"/>
+          </w:tcPr>
+          <w:p>
+            <w:r/>
+            <w:r>
+              <w:rPr>
+                <w:sz w:val="20"/>
+              </w:rPr>
+              <w:t>single or multi</w:t>
+            </w:r>
+          </w:p>
+        </w:tc>
+        <w:tc>
+          <w:tcPr>
+            <w:tcW w:type="dxa" w:w="1440"/>
+          </w:tcPr>
+          <w:p>
+            <w:r/>
+            <w:r>
+              <w:rPr>
+                <w:sz w:val="20"/>
+              </w:rPr>
+              <w:t>Long-running model-based artifacts; traceability across artifact lifecycle</w:t>
+            </w:r>
+          </w:p>
+        </w:tc>
+        <w:tc>
+          <w:tcPr>
+            <w:tcW w:type="dxa" w:w="1440"/>
+          </w:tcPr>
+          <w:p>
+            <w:r/>
+            <w:r>
+              <w:rPr>
+                <w:sz w:val="20"/>
+              </w:rPr>
+              <w:t>Future</w:t>
+            </w:r>
+          </w:p>
+        </w:tc>
+      </w:tr>
+      <w:tr>
+        <w:tc>
+          <w:tcPr>
+            <w:tcW w:type="dxa" w:w="1440"/>
+          </w:tcPr>
+          <w:p>
+            <w:r/>
+            <w:r>
+              <w:rPr>
+                <w:sz w:val="20"/>
+              </w:rPr>
+              <w:t>4</w:t>
+            </w:r>
+          </w:p>
+        </w:tc>
+        <w:tc>
+          <w:tcPr>
+            <w:tcW w:type="dxa" w:w="1440"/>
+          </w:tcPr>
+          <w:p>
+            <w:r/>
+            <w:r>
+              <w:rPr>
+                <w:sz w:val="20"/>
+              </w:rPr>
+              <w:t>ERP</w:t>
+            </w:r>
+          </w:p>
+        </w:tc>
+        <w:tc>
+          <w:tcPr>
+            <w:tcW w:type="dxa" w:w="1440"/>
+          </w:tcPr>
+          <w:p>
+            <w:r/>
+            <w:r>
+              <w:rPr>
+                <w:sz w:val="20"/>
+              </w:rPr>
+              <w:t>Business processes — finance, procurement, HR, supplier management</w:t>
+            </w:r>
+          </w:p>
+        </w:tc>
+        <w:tc>
+          <w:tcPr>
+            <w:tcW w:type="dxa" w:w="1440"/>
+          </w:tcPr>
+          <w:p>
+            <w:r/>
+            <w:r>
+              <w:rPr>
+                <w:sz w:val="20"/>
+              </w:rPr>
+              <w:t>single (audited cloud)</w:t>
+            </w:r>
+          </w:p>
+        </w:tc>
+        <w:tc>
+          <w:tcPr>
+            <w:tcW w:type="dxa" w:w="1440"/>
+          </w:tcPr>
+          <w:p>
+            <w:r/>
+            <w:r>
+              <w:rPr>
+                <w:sz w:val="20"/>
+              </w:rPr>
+              <w:t>Compliance-heavy; strict audit retention; PII gates</w:t>
+            </w:r>
+          </w:p>
+        </w:tc>
+        <w:tc>
+          <w:tcPr>
+            <w:tcW w:type="dxa" w:w="1440"/>
+          </w:tcPr>
+          <w:p>
+            <w:r/>
+            <w:r>
+              <w:rPr>
+                <w:sz w:val="20"/>
+              </w:rPr>
+              <w:t>Future</w:t>
+            </w:r>
+          </w:p>
+        </w:tc>
+      </w:tr>
+      <w:tr>
+        <w:tc>
+          <w:tcPr>
+            <w:tcW w:type="dxa" w:w="1440"/>
+          </w:tcPr>
+          <w:p>
+            <w:r/>
+            <w:r>
+              <w:rPr>
+                <w:sz w:val="20"/>
+              </w:rPr>
+              <w:t>5</w:t>
+            </w:r>
+          </w:p>
+        </w:tc>
+        <w:tc>
+          <w:tcPr>
+            <w:tcW w:type="dxa" w:w="1440"/>
+          </w:tcPr>
+          <w:p>
+            <w:r/>
+            <w:r>
+              <w:rPr>
+                <w:sz w:val="20"/>
+              </w:rPr>
+              <w:t>Mod-Sim</w:t>
+            </w:r>
+          </w:p>
+        </w:tc>
+        <w:tc>
+          <w:tcPr>
+            <w:tcW w:type="dxa" w:w="1440"/>
+          </w:tcPr>
+          <w:p>
+            <w:r/>
+            <w:r>
+              <w:rPr>
+                <w:sz w:val="20"/>
+              </w:rPr>
+              <w:t>Modeling and simulation — physics, finance, operations research</w:t>
+            </w:r>
+          </w:p>
+        </w:tc>
+        <w:tc>
+          <w:tcPr>
+            <w:tcW w:type="dxa" w:w="1440"/>
+          </w:tcPr>
+          <w:p>
+            <w:r/>
+            <w:r>
+              <w:rPr>
+                <w:sz w:val="20"/>
+              </w:rPr>
+              <w:t>single specialized</w:t>
+            </w:r>
+          </w:p>
+        </w:tc>
+        <w:tc>
+          <w:tcPr>
+            <w:tcW w:type="dxa" w:w="1440"/>
+          </w:tcPr>
+          <w:p>
+            <w:r/>
+            <w:r>
+              <w:rPr>
+                <w:sz w:val="20"/>
+              </w:rPr>
+              <w:t>Specialized model selection; long compute jobs; GPU/HPC profile awareness</w:t>
+            </w:r>
+          </w:p>
+        </w:tc>
+        <w:tc>
+          <w:tcPr>
+            <w:tcW w:type="dxa" w:w="1440"/>
+          </w:tcPr>
+          <w:p>
+            <w:r/>
+            <w:r>
+              <w:rPr>
+                <w:sz w:val="20"/>
+              </w:rPr>
+              <w:t>Future</w:t>
+            </w:r>
+          </w:p>
+        </w:tc>
+      </w:tr>
+      <w:tr>
+        <w:tc>
+          <w:tcPr>
+            <w:tcW w:type="dxa" w:w="1440"/>
+          </w:tcPr>
+          <w:p>
+            <w:r/>
+            <w:r>
+              <w:rPr>
+                <w:sz w:val="20"/>
+              </w:rPr>
+              <w:t>N+</w:t>
+            </w:r>
+          </w:p>
+        </w:tc>
+        <w:tc>
+          <w:tcPr>
+            <w:tcW w:type="dxa" w:w="1440"/>
+          </w:tcPr>
+          <w:p>
+            <w:r/>
+            <w:r>
+              <w:rPr>
+                <w:sz w:val="20"/>
+              </w:rPr>
+              <w:t>Future capabilities</w:t>
+            </w:r>
+          </w:p>
+        </w:tc>
+        <w:tc>
+          <w:tcPr>
+            <w:tcW w:type="dxa" w:w="1440"/>
+          </w:tcPr>
+          <w:p>
+            <w:r/>
+            <w:r>
+              <w:rPr>
+                <w:sz w:val="20"/>
+              </w:rPr>
+              <w:t>TBD per organization</w:t>
+            </w:r>
+          </w:p>
+        </w:tc>
+        <w:tc>
+          <w:tcPr>
+            <w:tcW w:type="dxa" w:w="1440"/>
+          </w:tcPr>
+          <w:p>
+            <w:r/>
+            <w:r>
+              <w:rPr>
+                <w:sz w:val="20"/>
+              </w:rPr>
+              <w:t>Per-module choice</w:t>
+            </w:r>
+          </w:p>
+        </w:tc>
+        <w:tc>
+          <w:tcPr>
+            <w:tcW w:type="dxa" w:w="1440"/>
+          </w:tcPr>
+          <w:p>
+            <w:r/>
+            <w:r>
+              <w:rPr>
+                <w:sz w:val="20"/>
+              </w:rPr>
+              <w:t>Same federated pattern; no architecture change required</w:t>
+            </w:r>
+          </w:p>
+        </w:tc>
+        <w:tc>
+          <w:tcPr>
+            <w:tcW w:type="dxa" w:w="1440"/>
+          </w:tcPr>
+          <w:p>
+            <w:r/>
+            <w:r>
+              <w:rPr>
+                <w:sz w:val="20"/>
+              </w:rPr>
+              <w:t>Future</w:t>
+            </w:r>
+          </w:p>
+        </w:tc>
+      </w:tr>
+    </w:tbl>
+    <w:p>
+      <w:pPr>
+        <w:jc w:val="center"/>
+      </w:pPr>
+      <w:r>
+        <w:rPr>
+          <w:i/>
+          <w:sz w:val="20"/>
+        </w:rPr>
+        <w:t>Table G.4 — Reference deployment module roster. v1 deployment ships modules 1 and 2; subsequent modules attach without architectural change.</w:t>
+      </w:r>
+    </w:p>
+    <w:p/>
+    <w:p>
+      <w:r>
+        <w:rPr>
+          <w:b w:val="0"/>
+          <w:i w:val="0"/>
+          <w:sz w:val="22"/>
+        </w:rPr>
+        <w:t>Per-module independence and shared infrastructure are made explicit in the body of the paper (Section 6.1, Strategic Viewpoint, and Section 6.4, Resources / Services Viewpoint). The reference deployment realizing this roster is documented in the deployment-plan tracker (referenced in the repository inventory of Table G.2).</w:t>
       </w:r>
     </w:p>
     <w:p>

--- a/papers/paper-1-4mp1-architecture/paper-1-appendices-G-H-I.docx
+++ b/papers/paper-1-4mp1-architecture/paper-1-appendices-G-H-I.docx
@@ -1082,6 +1082,64 @@
           </w:p>
         </w:tc>
       </w:tr>
+      <w:tr>
+        <w:tc>
+          <w:tcPr>
+            <w:tcW w:type="dxa" w:w="2160"/>
+          </w:tcPr>
+          <w:p>
+            <w:r/>
+            <w:r>
+              <w:rPr>
+                <w:sz w:val="20"/>
+              </w:rPr>
+              <w:t>The digital thread / MBSE modeling layer</w:t>
+            </w:r>
+          </w:p>
+        </w:tc>
+        <w:tc>
+          <w:tcPr>
+            <w:tcW w:type="dxa" w:w="2160"/>
+          </w:tcPr>
+          <w:p>
+            <w:r/>
+            <w:r>
+              <w:rPr>
+                <w:sz w:val="20"/>
+              </w:rPr>
+              <w:t>O-Model</w:t>
+            </w:r>
+          </w:p>
+        </w:tc>
+        <w:tc>
+          <w:tcPr>
+            <w:tcW w:type="dxa" w:w="2160"/>
+          </w:tcPr>
+          <w:p>
+            <w:r/>
+            <w:r>
+              <w:rPr>
+                <w:sz w:val="20"/>
+              </w:rPr>
+              <w:t>Repository / companion product</w:t>
+            </w:r>
+          </w:p>
+        </w:tc>
+        <w:tc>
+          <w:tcPr>
+            <w:tcW w:type="dxa" w:w="2160"/>
+          </w:tcPr>
+          <w:p>
+            <w:r/>
+            <w:r>
+              <w:rPr>
+                <w:sz w:val="20"/>
+              </w:rPr>
+              <w:t>agent-harness-engineering/o-model — UAF-conformant, SysMLv2-friendly; reads runtime artefacts as the model; one-way XMI export for Papyrus / Capella consumption</w:t>
+            </w:r>
+          </w:p>
+        </w:tc>
+      </w:tr>
     </w:tbl>
     <w:p>
       <w:pPr>
@@ -1368,6 +1426,64 @@
                 <w:sz w:val="20"/>
               </w:rPr>
               <w:t>Reference implementation of the quality peer agent</w:t>
+            </w:r>
+          </w:p>
+        </w:tc>
+      </w:tr>
+      <w:tr>
+        <w:tc>
+          <w:tcPr>
+            <w:tcW w:type="dxa" w:w="2160"/>
+          </w:tcPr>
+          <w:p>
+            <w:r/>
+            <w:r>
+              <w:rPr>
+                <w:sz w:val="20"/>
+              </w:rPr>
+              <w:t>agent-harness-engineering/o-model</w:t>
+            </w:r>
+          </w:p>
+        </w:tc>
+        <w:tc>
+          <w:tcPr>
+            <w:tcW w:type="dxa" w:w="2160"/>
+          </w:tcPr>
+          <w:p>
+            <w:r/>
+            <w:r>
+              <w:rPr>
+                <w:sz w:val="20"/>
+              </w:rPr>
+              <w:t>(redacted in public preprint; Zenodo DOI to be minted)</w:t>
+            </w:r>
+          </w:p>
+        </w:tc>
+        <w:tc>
+          <w:tcPr>
+            <w:tcW w:type="dxa" w:w="2160"/>
+          </w:tcPr>
+          <w:p>
+            <w:r/>
+            <w:r>
+              <w:rPr>
+                <w:sz w:val="20"/>
+              </w:rPr>
+              <w:t>Private (initial)</w:t>
+            </w:r>
+          </w:p>
+        </w:tc>
+        <w:tc>
+          <w:tcPr>
+            <w:tcW w:type="dxa" w:w="2160"/>
+          </w:tcPr>
+          <w:p>
+            <w:r/>
+            <w:r>
+              <w:rPr>
+                <w:sz w:val="20"/>
+              </w:rPr>
+              <w:t>Reference implementation of the digital thread / MBSE modeling layer (UAF-conformant, SysMLv2-friendly)</w:t>
             </w:r>
           </w:p>
         </w:tc>
